--- a/docs/as-built/docx/paymentgateway.docx
+++ b/docs/as-built/docx/paymentgateway.docx
@@ -728,7 +728,7 @@
               <a:graphicData uri="http://schemas.openxmlformats.org/drawingml/2006/picture">
                 <pic:pic>
                   <pic:nvPicPr>
-                    <pic:cNvPr descr="/tmp/docximg-dY8fbM/paymentgateway_md_1.png" id="23" name="Picture"/>
+                    <pic:cNvPr descr="/tmp/docximg-d8ZS2x/paymentgateway_md_1.png" id="23" name="Picture"/>
                     <pic:cNvPicPr>
                       <a:picLocks noChangeArrowheads="1" noChangeAspect="1"/>
                     </pic:cNvPicPr>
@@ -1055,7 +1055,7 @@
               <a:graphicData uri="http://schemas.openxmlformats.org/drawingml/2006/picture">
                 <pic:pic>
                   <pic:nvPicPr>
-                    <pic:cNvPr descr="/tmp/docximg-dY8fbM/paymentgateway_md_2.png" id="28" name="Picture"/>
+                    <pic:cNvPr descr="/tmp/docximg-d8ZS2x/paymentgateway_md_2.png" id="28" name="Picture"/>
                     <pic:cNvPicPr>
                       <a:picLocks noChangeArrowheads="1" noChangeAspect="1"/>
                     </pic:cNvPicPr>
@@ -3088,7 +3088,7 @@
               <a:graphicData uri="http://schemas.openxmlformats.org/drawingml/2006/picture">
                 <pic:pic>
                   <pic:nvPicPr>
-                    <pic:cNvPr descr="/tmp/docximg-dY8fbM/paymentgateway_md_3.png" id="38" name="Picture"/>
+                    <pic:cNvPr descr="/tmp/docximg-d8ZS2x/paymentgateway_md_3.png" id="38" name="Picture"/>
                     <pic:cNvPicPr>
                       <a:picLocks noChangeArrowheads="1" noChangeAspect="1"/>
                     </pic:cNvPicPr>
@@ -4171,13 +4171,13 @@
       </w:r>
     </w:p>
     <w:bookmarkEnd w:id="43"/>
-    <w:bookmarkStart w:id="44" w:name="X89de12bcbda887c6ec5ea5eed2f747bbdb3a288"/>
+    <w:bookmarkStart w:id="44" w:name="Xbdb564fcab6f6f71ef61f22280b7304c50ca780"/>
     <w:p>
       <w:pPr>
         <w:pStyle w:val="Heading2"/>
       </w:pPr>
       <w:r>
-        <w:t xml:space="preserve">6. Processes</w:t>
+        <w:t xml:space="preserve">6. Processes &amp; ops console</w:t>
       </w:r>
     </w:p>
     <w:p>
@@ -4188,6 +4188,181 @@
         <w:t xml:space="preserve">Stateless ingress; no workflow.</w:t>
       </w:r>
     </w:p>
+    <w:p>
+      <w:pPr>
+        <w:pStyle w:val="BodyText"/>
+      </w:pPr>
+      <w:r>
+        <w:rPr>
+          <w:bCs/>
+          <w:b/>
+        </w:rPr>
+        <w:t xml:space="preserve">Ops console</w:t>
+      </w:r>
+      <w:r>
+        <w:t xml:space="preserve"> </w:t>
+      </w:r>
+      <w:r>
+        <w:t xml:space="preserve">—</w:t>
+      </w:r>
+      <w:r>
+        <w:t xml:space="preserve"> </w:t>
+      </w:r>
+      <w:r>
+        <w:rPr>
+          <w:rStyle w:val="VerbatimChar"/>
+        </w:rPr>
+        <w:t xml:space="preserve">sophix:paymentgateway:*</w:t>
+      </w:r>
+      <w:r>
+        <w:t xml:space="preserve">, read-only callback inspection (no state change):</w:t>
+      </w:r>
+    </w:p>
+    <w:tbl>
+      <w:tblPr>
+        <w:tblStyle w:val="Table"/>
+        <w:tblW w:type="auto" w:w="0"/>
+        <w:tblLook w:firstRow="1" w:lastRow="0" w:firstColumn="0" w:lastColumn="0" w:noHBand="0" w:noVBand="0" w:val="0020"/>
+        <w:jc w:val="start"/>
+      </w:tblPr>
+      <w:tblGrid>
+        <w:gridCol w:w="2640"/>
+        <w:gridCol w:w="2640"/>
+        <w:gridCol w:w="2640"/>
+      </w:tblGrid>
+      <w:tr>
+        <w:trPr>
+          <w:tblHeader w:val="true"/>
+        </w:trPr>
+        <w:tc>
+          <w:tcPr/>
+          <w:p>
+            <w:pPr>
+              <w:pStyle w:val="Compact"/>
+              <w:jc w:val="left"/>
+            </w:pPr>
+            <w:r>
+              <w:t xml:space="preserve">Command</w:t>
+            </w:r>
+          </w:p>
+        </w:tc>
+        <w:tc>
+          <w:tcPr/>
+          <w:p>
+            <w:pPr>
+              <w:pStyle w:val="Compact"/>
+              <w:jc w:val="left"/>
+            </w:pPr>
+            <w:r>
+              <w:t xml:space="preserve">Kind</w:t>
+            </w:r>
+          </w:p>
+        </w:tc>
+        <w:tc>
+          <w:tcPr/>
+          <w:p>
+            <w:pPr>
+              <w:pStyle w:val="Compact"/>
+              <w:jc w:val="left"/>
+            </w:pPr>
+            <w:r>
+              <w:t xml:space="preserve">Does</w:t>
+            </w:r>
+          </w:p>
+        </w:tc>
+      </w:tr>
+      <w:tr>
+        <w:tc>
+          <w:tcPr/>
+          <w:p>
+            <w:pPr>
+              <w:pStyle w:val="Compact"/>
+              <w:jc w:val="left"/>
+            </w:pPr>
+            <w:r>
+              <w:rPr>
+                <w:rStyle w:val="VerbatimChar"/>
+              </w:rPr>
+              <w:t xml:space="preserve">ops-status [--operator] [--provider]</w:t>
+            </w:r>
+          </w:p>
+        </w:tc>
+        <w:tc>
+          <w:tcPr/>
+          <w:p>
+            <w:pPr>
+              <w:pStyle w:val="Compact"/>
+              <w:jc w:val="left"/>
+            </w:pPr>
+            <w:r>
+              <w:t xml:space="preserve">review</w:t>
+            </w:r>
+          </w:p>
+        </w:tc>
+        <w:tc>
+          <w:tcPr/>
+          <w:p>
+            <w:pPr>
+              <w:pStyle w:val="Compact"/>
+              <w:jc w:val="left"/>
+            </w:pPr>
+            <w:r>
+              <w:t xml:space="preserve">counts of payment-gateway callbacks by status (Received/Processed/Rejected/Duplicate); REJECTED rows are the ones that need follow-up</w:t>
+            </w:r>
+          </w:p>
+        </w:tc>
+      </w:tr>
+      <w:tr>
+        <w:tc>
+          <w:tcPr/>
+          <w:p>
+            <w:pPr>
+              <w:pStyle w:val="Compact"/>
+              <w:jc w:val="left"/>
+            </w:pPr>
+            <w:r>
+              <w:rPr>
+                <w:rStyle w:val="VerbatimChar"/>
+              </w:rPr>
+              <w:t xml:space="preserve">callback-show {callback}</w:t>
+            </w:r>
+          </w:p>
+        </w:tc>
+        <w:tc>
+          <w:tcPr/>
+          <w:p>
+            <w:pPr>
+              <w:pStyle w:val="Compact"/>
+              <w:jc w:val="left"/>
+            </w:pPr>
+            <w:r>
+              <w:t xml:space="preserve">review</w:t>
+            </w:r>
+          </w:p>
+        </w:tc>
+        <w:tc>
+          <w:tcPr/>
+          <w:p>
+            <w:pPr>
+              <w:pStyle w:val="Compact"/>
+              <w:jc w:val="left"/>
+            </w:pPr>
+            <w:r>
+              <w:t xml:space="preserve">show one callback (</w:t>
+            </w:r>
+            <w:r>
+              <w:rPr>
+                <w:rStyle w:val="VerbatimChar"/>
+              </w:rPr>
+              <w:t xml:space="preserve">pgcb_…</w:t>
+            </w:r>
+            <w:r>
+              <w:t xml:space="preserve">) — provider, external_ref, resolved account, applied payment, reject reason — how it was (or was not) routed to BIL</w:t>
+            </w:r>
+          </w:p>
+        </w:tc>
+      </w:tr>
+    </w:tbl>
     <w:bookmarkEnd w:id="44"/>
     <w:bookmarkStart w:id="45" w:name="X1bf2a627be6ee103cb059e15364eccb4d059631"/>
     <w:p>

--- a/docs/as-built/docx/paymentgateway.docx
+++ b/docs/as-built/docx/paymentgateway.docx
@@ -728,7 +728,7 @@
               <a:graphicData uri="http://schemas.openxmlformats.org/drawingml/2006/picture">
                 <pic:pic>
                   <pic:nvPicPr>
-                    <pic:cNvPr descr="/tmp/docximg-d8ZS2x/paymentgateway_md_1.png" id="23" name="Picture"/>
+                    <pic:cNvPr descr="/tmp/docximg-J7W2Aj/paymentgateway_md_1.png" id="23" name="Picture"/>
                     <pic:cNvPicPr>
                       <a:picLocks noChangeArrowheads="1" noChangeAspect="1"/>
                     </pic:cNvPicPr>
@@ -846,9 +846,15 @@
         </w:rPr>
         <w:t xml:space="preserve">Who does what:</w:t>
       </w:r>
-      <w:r>
-        <w:t xml:space="preserve"> </w:t>
-      </w:r>
+    </w:p>
+    <w:p>
+      <w:pPr>
+        <w:numPr>
+          <w:ilvl w:val="0"/>
+          <w:numId w:val="1003"/>
+        </w:numPr>
+        <w:pStyle w:val="Compact"/>
+      </w:pPr>
       <w:r>
         <w:t xml:space="preserve">the provider re-posts the same</w:t>
       </w:r>
@@ -862,10 +868,19 @@
         <w:t xml:space="preserve">(provider, external_ref)</w:t>
       </w:r>
       <w:r>
-        <w:t xml:space="preserve"> </w:t>
-      </w:r>
-      <w:r>
-        <w:t xml:space="preserve">→ the dedup key hits → the</w:t>
+        <w:t xml:space="preserve">.</w:t>
+      </w:r>
+    </w:p>
+    <w:p>
+      <w:pPr>
+        <w:numPr>
+          <w:ilvl w:val="0"/>
+          <w:numId w:val="1003"/>
+        </w:numPr>
+        <w:pStyle w:val="Compact"/>
+      </w:pPr>
+      <w:r>
+        <w:t xml:space="preserve">the dedup key hits → the</w:t>
       </w:r>
       <w:r>
         <w:t xml:space="preserve"> </w:t>
@@ -881,7 +896,19 @@
         <w:t xml:space="preserve"> </w:t>
       </w:r>
       <w:r>
-        <w:t xml:space="preserve">callback row is returned (no new row), only a</w:t>
+        <w:t xml:space="preserve">callback row is returned (no new row).</w:t>
+      </w:r>
+    </w:p>
+    <w:p>
+      <w:pPr>
+        <w:numPr>
+          <w:ilvl w:val="0"/>
+          <w:numId w:val="1003"/>
+        </w:numPr>
+        <w:pStyle w:val="Compact"/>
+      </w:pPr>
+      <w:r>
+        <w:t xml:space="preserve">only a</w:t>
       </w:r>
       <w:r>
         <w:t xml:space="preserve"> </w:t>
@@ -896,13 +923,7 @@
         <w:t xml:space="preserve"> </w:t>
       </w:r>
       <w:r>
-        <w:t xml:space="preserve">audit event fires,</w:t>
-      </w:r>
-      <w:r>
-        <w:t xml:space="preserve"> </w:t>
-      </w:r>
-      <w:r>
-        <w:t xml:space="preserve">and</w:t>
+        <w:t xml:space="preserve">audit event fires, and</w:t>
       </w:r>
       <w:r>
         <w:t xml:space="preserve"> </w:t>
@@ -935,9 +956,11 @@
       <w:r>
         <w:t xml:space="preserve">called again.</w:t>
       </w:r>
-      <w:r>
-        <w:t xml:space="preserve"> </w:t>
-      </w:r>
+    </w:p>
+    <w:p>
+      <w:pPr>
+        <w:pStyle w:val="FirstParagraph"/>
+      </w:pPr>
       <w:r>
         <w:rPr>
           <w:iCs/>
@@ -1055,7 +1078,7 @@
               <a:graphicData uri="http://schemas.openxmlformats.org/drawingml/2006/picture">
                 <pic:pic>
                   <pic:nvPicPr>
-                    <pic:cNvPr descr="/tmp/docximg-d8ZS2x/paymentgateway_md_2.png" id="28" name="Picture"/>
+                    <pic:cNvPr descr="/tmp/docximg-J7W2Aj/paymentgateway_md_2.png" id="28" name="Picture"/>
                     <pic:cNvPicPr>
                       <a:picLocks noChangeArrowheads="1" noChangeAspect="1"/>
                     </pic:cNvPicPr>
@@ -1230,9 +1253,15 @@
         </w:rPr>
         <w:t xml:space="preserve">Who does what:</w:t>
       </w:r>
-      <w:r>
-        <w:t xml:space="preserve"> </w:t>
-      </w:r>
+    </w:p>
+    <w:p>
+      <w:pPr>
+        <w:numPr>
+          <w:ilvl w:val="0"/>
+          <w:numId w:val="1004"/>
+        </w:numPr>
+        <w:pStyle w:val="Compact"/>
+      </w:pPr>
       <w:r>
         <w:t xml:space="preserve">a callback whose</w:t>
       </w:r>
@@ -1273,11 +1302,17 @@
         <w:t xml:space="preserve">reject_reason=ACCOUNT_NOT_FOUND</w:t>
       </w:r>
       <w:r>
-        <w:t xml:space="preserve">),</w:t>
-      </w:r>
-      <w:r>
-        <w:t xml:space="preserve"> </w:t>
-      </w:r>
+        <w:t xml:space="preserve">).</w:t>
+      </w:r>
+    </w:p>
+    <w:p>
+      <w:pPr>
+        <w:numPr>
+          <w:ilvl w:val="0"/>
+          <w:numId w:val="1004"/>
+        </w:numPr>
+        <w:pStyle w:val="Compact"/>
+      </w:pPr>
       <w:r>
         <w:rPr>
           <w:rStyle w:val="VerbatimChar"/>
@@ -1290,9 +1325,11 @@
       <w:r>
         <w:t xml:space="preserve">emitted, no money applied.</w:t>
       </w:r>
-      <w:r>
-        <w:t xml:space="preserve"> </w:t>
-      </w:r>
+    </w:p>
+    <w:p>
+      <w:pPr>
+        <w:pStyle w:val="FirstParagraph"/>
+      </w:pPr>
       <w:r>
         <w:rPr>
           <w:iCs/>
@@ -3088,7 +3125,7 @@
               <a:graphicData uri="http://schemas.openxmlformats.org/drawingml/2006/picture">
                 <pic:pic>
                   <pic:nvPicPr>
-                    <pic:cNvPr descr="/tmp/docximg-d8ZS2x/paymentgateway_md_3.png" id="38" name="Picture"/>
+                    <pic:cNvPr descr="/tmp/docximg-J7W2Aj/paymentgateway_md_3.png" id="38" name="Picture"/>
                     <pic:cNvPicPr>
                       <a:picLocks noChangeArrowheads="1" noChangeAspect="1"/>
                     </pic:cNvPicPr>
@@ -3669,7 +3706,7 @@
       <w:pPr>
         <w:numPr>
           <w:ilvl w:val="0"/>
-          <w:numId w:val="1003"/>
+          <w:numId w:val="1005"/>
         </w:numPr>
         <w:pStyle w:val="Compact"/>
       </w:pPr>
@@ -3736,7 +3773,7 @@
       <w:pPr>
         <w:numPr>
           <w:ilvl w:val="0"/>
-          <w:numId w:val="1003"/>
+          <w:numId w:val="1005"/>
         </w:numPr>
         <w:pStyle w:val="Compact"/>
       </w:pPr>
@@ -3830,7 +3867,7 @@
       <w:pPr>
         <w:numPr>
           <w:ilvl w:val="0"/>
-          <w:numId w:val="1003"/>
+          <w:numId w:val="1005"/>
         </w:numPr>
         <w:pStyle w:val="Compact"/>
       </w:pPr>
@@ -4099,7 +4136,7 @@
       <w:pPr>
         <w:numPr>
           <w:ilvl w:val="0"/>
-          <w:numId w:val="1004"/>
+          <w:numId w:val="1006"/>
         </w:numPr>
         <w:pStyle w:val="Compact"/>
       </w:pPr>
@@ -4395,7 +4432,7 @@
       <w:pPr>
         <w:numPr>
           <w:ilvl w:val="0"/>
-          <w:numId w:val="1005"/>
+          <w:numId w:val="1007"/>
         </w:numPr>
         <w:pStyle w:val="Compact"/>
       </w:pPr>
@@ -4563,7 +4600,7 @@
       <w:pPr>
         <w:numPr>
           <w:ilvl w:val="0"/>
-          <w:numId w:val="1006"/>
+          <w:numId w:val="1008"/>
         </w:numPr>
         <w:pStyle w:val="Compact"/>
       </w:pPr>
@@ -4893,15 +4930,75 @@
     </w:lvlOverride>
   </w:num>
   <w:num w:numId="1003">
-    <w:abstractNumId w:val="991"/>
+    <w:abstractNumId w:val="99411"/>
+    <w:lvlOverride w:ilvl="0">
+      <w:startOverride w:val="1"/>
+    </w:lvlOverride>
+    <w:lvlOverride w:ilvl="1">
+      <w:startOverride w:val="1"/>
+    </w:lvlOverride>
+    <w:lvlOverride w:ilvl="2">
+      <w:startOverride w:val="1"/>
+    </w:lvlOverride>
+    <w:lvlOverride w:ilvl="3">
+      <w:startOverride w:val="1"/>
+    </w:lvlOverride>
+    <w:lvlOverride w:ilvl="4">
+      <w:startOverride w:val="1"/>
+    </w:lvlOverride>
+    <w:lvlOverride w:ilvl="5">
+      <w:startOverride w:val="1"/>
+    </w:lvlOverride>
+    <w:lvlOverride w:ilvl="6">
+      <w:startOverride w:val="1"/>
+    </w:lvlOverride>
+    <w:lvlOverride w:ilvl="7">
+      <w:startOverride w:val="1"/>
+    </w:lvlOverride>
+    <w:lvlOverride w:ilvl="8">
+      <w:startOverride w:val="1"/>
+    </w:lvlOverride>
   </w:num>
   <w:num w:numId="1004">
-    <w:abstractNumId w:val="991"/>
+    <w:abstractNumId w:val="99411"/>
+    <w:lvlOverride w:ilvl="0">
+      <w:startOverride w:val="1"/>
+    </w:lvlOverride>
+    <w:lvlOverride w:ilvl="1">
+      <w:startOverride w:val="1"/>
+    </w:lvlOverride>
+    <w:lvlOverride w:ilvl="2">
+      <w:startOverride w:val="1"/>
+    </w:lvlOverride>
+    <w:lvlOverride w:ilvl="3">
+      <w:startOverride w:val="1"/>
+    </w:lvlOverride>
+    <w:lvlOverride w:ilvl="4">
+      <w:startOverride w:val="1"/>
+    </w:lvlOverride>
+    <w:lvlOverride w:ilvl="5">
+      <w:startOverride w:val="1"/>
+    </w:lvlOverride>
+    <w:lvlOverride w:ilvl="6">
+      <w:startOverride w:val="1"/>
+    </w:lvlOverride>
+    <w:lvlOverride w:ilvl="7">
+      <w:startOverride w:val="1"/>
+    </w:lvlOverride>
+    <w:lvlOverride w:ilvl="8">
+      <w:startOverride w:val="1"/>
+    </w:lvlOverride>
   </w:num>
   <w:num w:numId="1005">
     <w:abstractNumId w:val="991"/>
   </w:num>
   <w:num w:numId="1006">
+    <w:abstractNumId w:val="991"/>
+  </w:num>
+  <w:num w:numId="1007">
+    <w:abstractNumId w:val="991"/>
+  </w:num>
+  <w:num w:numId="1008">
     <w:abstractNumId w:val="991"/>
   </w:num>
 </w:numbering>
